--- a/runs/run_noaug_testabl/ARCHITECTURAL ENHANCEMENTS FOR SMALL.docx
+++ b/runs/run_noaug_testabl/ARCHITECTURAL ENHANCEMENTS FOR SMALL.docx
@@ -40,7 +40,7 @@
           <w:sz w:val="20"/>
           <w:szCs w:val="20"/>
         </w:rPr>
-        <w:t>Although the baseline YOLOv12 model yields strong performance across generic object detection tasks, its default architecture is primarily optimized for medium and large-scale objects, with detection heads operating at feature strides of 8 (P3), 16 (P4), and 32 (P5). Such a design is suboptimal for detecting small firearms, which often occupy fewer than 20–30 pixels in real-world surveillance imagery. To address this limitation, we introduce several architectural modifications, resulting in an improved version of the YOLOv12 baseline model. Key modifications extend the feature pyramid to a stride of 4 (P2), add auxiliary supervision, reallocate attention to higher-resolution levels, and deepen feature extraction at critical backbone stages. All changes are summarized in Table 3 and shown in Figure 2.</w:t>
+        <w:t xml:space="preserve">Although the baseline YOLOv12 model performs well on generic detection, its default P3/P4/P5 heads (strides 8, 16, and 32) are optimised for medium and large objects and underperform on small firearms, which often span fewer than 20–30 pixels in surveillance imagery. We initially hypothesised that the most direct remedy was to raise the detection resolution — extending the feature pyramid to a stride-4 P2 level and detecting at five scales. In our experiments this did not deliver the expected gains: the additional stride-4 head sharply increased compute and memory (160×160 feature maps), complicated transfer of the pretrained weights, and produced no consistent improvement over the 3-scale design (see B5). We therefore retain the standard P3/P4/P5 layout and instead improve small-object detection with a set of lightweight, append-only enhancement modules placed in the detection head. Every module is zero-gated and reduces to the identity at initialisation, so it refines the converged baseline without destabilising it. The final design is summarised in Table 3 and illustrated in the architecture figure.</w:t>
       </w:r>
     </w:p>
     <w:p>
@@ -54,7 +54,7 @@
           <w:i/>
           <w:iCs/>
         </w:rPr>
-        <w:t>B1. Extension of the Feature Pyramid to P2</w:t>
+        <w:t xml:space="preserve">B1. Append-only, zero-gated enhancement modules</w:t>
       </w:r>
     </w:p>
     <w:p>
@@ -82,29 +82,7 @@
           <w:sz w:val="20"/>
           <w:szCs w:val="20"/>
         </w:rPr>
-        <w:t xml:space="preserve">The baseline top-down path terminates at P3 (stride 8), where objects smaller than approximately 16 pixels occupy only a 2×2 cell on the detection grid — insufficient for reliable localization. We extend the Feature Pyramid Network by one additional level to P2 (stride 4) through an </w:t>
-      </w:r>
-      <w:proofErr w:type="spellStart"/>
-      <w:r>
-        <w:rPr>
-          <w:rFonts w:ascii="Times New Roman" w:hAnsi="Times New Roman" w:cs="Times New Roman"/>
-          <w:b w:val="0"/>
-          <w:bCs w:val="0"/>
-          <w:sz w:val="20"/>
-          <w:szCs w:val="20"/>
-        </w:rPr>
-        <w:t>upsample</w:t>
-      </w:r>
-      <w:proofErr w:type="spellEnd"/>
-      <w:r>
-        <w:rPr>
-          <w:rFonts w:ascii="Times New Roman" w:hAnsi="Times New Roman" w:cs="Times New Roman"/>
-          <w:b w:val="0"/>
-          <w:bCs w:val="0"/>
-          <w:sz w:val="20"/>
-          <w:szCs w:val="20"/>
-        </w:rPr>
-        <w:t>-and-concatenation operation that fuses up-sampled P3 neck features with early backbone features from layer L2. This combination merges the semantic richness of deeper stages with the spatial precision of shallow, high-resolution layers. The resulting P2 tensor is refined by a lightweight C3k2 bottleneck rather than an A2C2f attention block: at 160×160 resolution, self-attention would be computationally prohibitive, whereas local convolutions efficiently capture the fine-grained spatial patterns characteristic of this scale.</w:t>
+        <w:t xml:space="preserve">Every enhancement is inserted as a residual branch scaled by a learnable gate γ initialised to zero. At the start of training each module therefore computes the identity, the network reproduces the pretrained YOLOv12 baseline exactly, and the pretrained detection weights transfer cleanly after a one-time remap of the detection-head index. As training proceeds the gates open only where the extra computation lowers the loss; an unhelpful module keeps γ near zero and collapses to a no-op. This append-only design lets us strengthen small-object features at low risk — the modules can only help the baseline, never destabilise it. Each block preserves channel width and spatial resolution, so it drops into the existing P3, P4, or P5 streams without altering the surrounding network.</w:t>
       </w:r>
     </w:p>
     <w:p>
@@ -118,7 +96,7 @@
           <w:i/>
           <w:iCs/>
         </w:rPr>
-        <w:t>B2. Auxiliary supervision at P2</w:t>
+        <w:t xml:space="preserve">B2. Scale-specific feature enhancement</w:t>
       </w:r>
     </w:p>
     <w:p>
@@ -146,7 +124,7 @@
           <w:sz w:val="20"/>
           <w:szCs w:val="20"/>
         </w:rPr>
-        <w:t>Adding a high-resolution detection branch introduces the risk of vanishing gradients, since gradients from the detection loss must propagate through the entire bottom-up Path Aggregation Network (PAN) before reaching the P2 fusion layers. To counteract this, we add an auxiliary detection branch at P2 that establishes a short, direct gradient path from the loss back to the early feature layers. This branch employs a C3k2 block with full 3×3 kernels for maximum expressiveness, and connects directly to the Detect module as a dead-end path. Since it serves purely as a training-time supervision signal, it can be pruned at inference with no impact on latency. A separate main P2 branch, implemented as a stride-1 convolution, reprojects the fused features before feeding them into the bottom-up PAN path. This separation ensures that the auxiliary and main branches learn complementary representations.</w:t>
+        <w:t xml:space="preserve">Different pyramid levels need different receptive fields, so we attach a different enhancement block to each scale of the detection neck. At P3 (stride 8), the level most responsible for small objects, we add ZGSmallDetail: two parallel depthwise convolutions with small 3×3 and 5×5 kernels whose outputs are summed, group-normalised, and projected back as a gated residual. Using only small-kernel operators, it reinforces the fine, high-frequency detail that large-receptive-field fusion tends to wash out, directly targeting the features small firearms depend on. At P4 (stride 16) we use ZGLSKAWideFuseV2, a two-branch block that expands the channels and fuses a square large-kernel attention path (11×11) with a hybrid path that combines a 23-tap strip attention for elongated objects and the same small-kernel detail extractor — preserving medium- and large-object context while protecting small-object detail at the fusion source. At P5 (stride 32) we use ZGLSKAWideFuse, which fuses the square (11×11) and strip (23-tap) large-kernel paths to model the broad spatial context appropriate to the coarsest scale.</w:t>
       </w:r>
     </w:p>
     <w:p>
@@ -160,7 +138,7 @@
           <w:i/>
           <w:iCs/>
         </w:rPr>
-        <w:t>B3. Reallocation of the Attention modules</w:t>
+        <w:t xml:space="preserve">B3. Global-context recalibration</w:t>
       </w:r>
     </w:p>
     <w:p>
@@ -188,7 +166,7 @@
           <w:sz w:val="20"/>
           <w:szCs w:val="20"/>
         </w:rPr>
-        <w:t>Self-attention yields the greatest benefit when applied to feature maps of manageable spatial dimensions. In the baseline bottom-up path, A2C2f is placed at P3, where 80×80 feature maps produce 6,400 tokens — computationally expensive and susceptible to attention dilution across many spatially distant positions. We replace this block with a lightweight C3k2 module and instead introduce a new A2C2f block at P4 in the bottom-up path, where 40×40 feature maps (1,600 tokens) offer a substantially better cost-to-benefit ratio. This reallocation preserves the network's total attention capacity while directing it toward a resolution where spatial relationships can be modeled more effectively.</w:t>
+        <w:t xml:space="preserve">Per-location features lack whole-image context, which is exactly what the heterogeneous 'other' class — defined by what it is not — needs in order to be separated from genuine weapons. After the scale-specific enhancement, each of the three levels passes through a ZGGlobalContext block. It computes a single global descriptor by average-pooling the feature map, transforms it through a small two-layer channel bottleneck (reduction factor 8) with a SiLU non-linearity, and broadcasts it back additively to every spatial location through a zero-initialised gate. At near-zero cost this recalibrates each location with an image-wide signal, improving discrimination for appearance-versus-context classes without disturbing the per-location detail produced upstream.</w:t>
       </w:r>
     </w:p>
     <w:p>
@@ -202,7 +180,7 @@
           <w:i/>
           <w:iCs/>
         </w:rPr>
-        <w:t>B4. Deeper feature extraction at key stages</w:t>
+        <w:t xml:space="preserve">B4. Dual-head auxiliary supervision</w:t>
       </w:r>
     </w:p>
     <w:p>
@@ -230,7 +208,7 @@
           <w:sz w:val="20"/>
           <w:szCs w:val="20"/>
         </w:rPr>
-        <w:t>We increase the block repetition count at three positions: C3k2 at L4 (P3 backbone), A2C2f at L8 (P5 backbone), and C3k2 at L28 (P5 head). The additional repeat at L4 enriches mid-scale features before they are fused with P2 in the top-down path. The extra block at L8 strengthens the global context at the deepest backbone stage, whose output feeds every subsequent fusion operation. The deeper L28 block improves final P5 refinement by leveraging the richer multi-scale features produced by the extended bottom-up path. Because all three additions target stages with small feature maps, the computational overhead remains modest.</w:t>
+        <w:t xml:space="preserve">To keep the backbone from drifting toward coarse, context-dominated features at the expense of fine detail, the detector uses a dual-path head, DetectAuxDual. The main head is supervised on the three context-enhanced feature maps (the outputs of B2–B3), while a parallel auxiliary head is supervised on the raw, pre-enhancement P3/P4/P5 neck features. The auxiliary head is active only during training, where it provides a short, direct gradient path that rewards the backbone for preserving high-resolution detail; it is dropped at inference, so the deployed model runs the three main heads at strides 8, 16, and 32 with no added latency. Because the two towers see different features by construction, the main path specialises in context while the auxiliary path anchors detail.</w:t>
       </w:r>
     </w:p>
     <w:p>
@@ -244,7 +222,7 @@
           <w:i/>
           <w:iCs/>
         </w:rPr>
-        <w:t>B5. Extended bottom-up path and five-scale detection</w:t>
+        <w:t xml:space="preserve">B5. Explored but not adopted: the P2 five-scale extension</w:t>
       </w:r>
     </w:p>
     <w:p>
@@ -272,7 +250,7 @@
           <w:sz w:val="20"/>
           <w:szCs w:val="20"/>
         </w:rPr>
-        <w:t>The bottom-up PAN path is extended to originate from P2 rather than P3, introducing an additional fusion round throughout the full P2 → P5 progression. This extension gives P3 features an extra refinement opportunity, as they are now processed in both the top-down and bottom-up directions. The path introduces new concatenation and processing stages at P4 and P5, culminating in a five-head detection configuration: two heads at stride 4 (auxiliary and main P2), and one each at strides 8, 16, and 32. The dual P2 heads detect at four times the spatial resolution of the original finest scale, substantially improving recall for small firearms such as knives and pistols, while the P4 and P5 heads retain full capacity for larger objects such as rifles. This five-scale design provides comprehensive coverage across the full range of object sizes encountered in surveillance scenarios.</w:t>
+        <w:t xml:space="preserve">For completeness we report the higher-resolution alternative we evaluated first. We extended the top-down and bottom-up paths to a stride-4 P2 level — fusing up-sampled P3 neck features with early backbone features and refining them with a lightweight C3k2 block — and added a dedicated stride-4 detection head with a training-only auxiliary P2 branch to ease gradient flow, yielding a four-to-five-scale detector. Although this quadrupled the finest detection resolution, it did not produce a consistent improvement in small-object accuracy over the 3-scale design above, while substantially increasing the cost and memory of the head and making pretrained-weight transfer to the new stride-4 scale unreliable. We therefore did not adopt the P2 extension; the final model operates at the standard P3/P4/P5 scales with the enhancement modules of B1–B4.</w:t>
       </w:r>
     </w:p>
     <w:p/>
